--- a/Deloitte Australia - Session 2 - Prompt Guide.docx
+++ b/Deloitte Australia - Session 2 - Prompt Guide.docx
@@ -169,27 +169,7 @@
                 <w:sz w:val="20"/>
                 <w:szCs w:val="20"/>
               </w:rPr>
-              <w:t xml:space="preserve">Standardize the Engagement </w:t>
-            </w:r>
-            <w:proofErr w:type="gramStart"/>
-            <w:r>
-              <w:rPr>
-                <w:rFonts w:ascii="Consolas" w:eastAsia="Consolas" w:hAnsi="Consolas" w:cs="Consolas"/>
-                <w:color w:val="1F3864"/>
-                <w:sz w:val="20"/>
-                <w:szCs w:val="20"/>
-              </w:rPr>
-              <w:t>Lead</w:t>
-            </w:r>
-            <w:proofErr w:type="gramEnd"/>
-            <w:r>
-              <w:rPr>
-                <w:rFonts w:ascii="Consolas" w:eastAsia="Consolas" w:hAnsi="Consolas" w:cs="Consolas"/>
-                <w:color w:val="1F3864"/>
-                <w:sz w:val="20"/>
-                <w:szCs w:val="20"/>
-              </w:rPr>
-              <w:t xml:space="preserve"> column to Title Case and flag any rows where the format looks off.</w:t>
+              <w:t>Standardize the Engagement Lead column to Title Case and flag any rows where the format looks off.</w:t>
             </w:r>
           </w:p>
         </w:tc>
@@ -309,27 +289,7 @@
                 <w:sz w:val="20"/>
                 <w:szCs w:val="20"/>
               </w:rPr>
-              <w:t xml:space="preserve">Find anomalies in Budget Variance % — flag anything over 10% in either direction </w:t>
-            </w:r>
-            <w:proofErr w:type="gramStart"/>
-            <w:r>
-              <w:rPr>
-                <w:rFonts w:ascii="Consolas" w:eastAsia="Consolas" w:hAnsi="Consolas" w:cs="Consolas"/>
-                <w:color w:val="1F3864"/>
-                <w:sz w:val="20"/>
-                <w:szCs w:val="20"/>
-              </w:rPr>
-              <w:t>and</w:t>
-            </w:r>
-            <w:proofErr w:type="gramEnd"/>
-            <w:r>
-              <w:rPr>
-                <w:rFonts w:ascii="Consolas" w:eastAsia="Consolas" w:hAnsi="Consolas" w:cs="Consolas"/>
-                <w:color w:val="1F3864"/>
-                <w:sz w:val="20"/>
-                <w:szCs w:val="20"/>
-              </w:rPr>
-              <w:t xml:space="preserve"> explain in one line why each row stands out.</w:t>
+              <w:t>Find anomalies in Budget Variance % — flag anything over 10% in either direction and explain in one line why each row stands out.</w:t>
             </w:r>
           </w:p>
         </w:tc>
@@ -731,27 +691,7 @@
                 <w:sz w:val="20"/>
                 <w:szCs w:val="20"/>
               </w:rPr>
-              <w:t xml:space="preserve">- </w:t>
-            </w:r>
-            <w:proofErr w:type="gramStart"/>
-            <w:r>
-              <w:rPr>
-                <w:rFonts w:ascii="Consolas" w:eastAsia="Consolas" w:hAnsi="Consolas" w:cs="Consolas"/>
-                <w:color w:val="1F3864"/>
-                <w:sz w:val="20"/>
-                <w:szCs w:val="20"/>
-              </w:rPr>
-              <w:t>Hours</w:t>
-            </w:r>
-            <w:proofErr w:type="gramEnd"/>
-            <w:r>
-              <w:rPr>
-                <w:rFonts w:ascii="Consolas" w:eastAsia="Consolas" w:hAnsi="Consolas" w:cs="Consolas"/>
-                <w:color w:val="1F3864"/>
-                <w:sz w:val="20"/>
-                <w:szCs w:val="20"/>
-              </w:rPr>
-              <w:t xml:space="preserve"> utilisation vs plan</w:t>
+              <w:t>- Hours utilisation vs plan</w:t>
             </w:r>
           </w:p>
           <w:p>
@@ -811,7 +751,10 @@
         <w:spacing w:after="120"/>
       </w:pPr>
       <w:r>
-        <w:t>Primary demo prompt (engagement portfolio):</w:t>
+        <w:t>Plan demonstration</w:t>
+      </w:r>
+      <w:r>
+        <w:t xml:space="preserve"> (set Copilot in Plan mode)</w:t>
       </w:r>
     </w:p>
     <w:tbl>
@@ -855,15 +798,260 @@
           <w:p>
             <w:pPr>
               <w:spacing w:after="40"/>
-            </w:pPr>
-            <w:r>
-              <w:rPr>
-                <w:rFonts w:ascii="Consolas" w:eastAsia="Consolas" w:hAnsi="Consolas" w:cs="Consolas"/>
-                <w:color w:val="1F3864"/>
-                <w:sz w:val="20"/>
-                <w:szCs w:val="20"/>
-              </w:rPr>
-              <w:t>Which Service Line has the highest realisation rate this quarter, and how does it compare to last quarter?</w:t>
+              <w:rPr>
+                <w:rFonts w:ascii="Consolas" w:eastAsia="Consolas" w:hAnsi="Consolas" w:cs="Consolas"/>
+                <w:color w:val="1F3864"/>
+                <w:sz w:val="20"/>
+                <w:szCs w:val="20"/>
+              </w:rPr>
+            </w:pPr>
+            <w:r>
+              <w:rPr>
+                <w:rFonts w:ascii="Consolas" w:eastAsia="Consolas" w:hAnsi="Consolas" w:cs="Consolas"/>
+                <w:color w:val="1F3864"/>
+                <w:sz w:val="20"/>
+                <w:szCs w:val="20"/>
+              </w:rPr>
+              <w:t>I’m preparing a partner readout based on this engagement tracker.</w:t>
+            </w:r>
+          </w:p>
+          <w:p>
+            <w:pPr>
+              <w:spacing w:after="40"/>
+              <w:rPr>
+                <w:rFonts w:ascii="Consolas" w:eastAsia="Consolas" w:hAnsi="Consolas" w:cs="Consolas"/>
+                <w:color w:val="1F3864"/>
+                <w:sz w:val="20"/>
+                <w:szCs w:val="20"/>
+              </w:rPr>
+            </w:pPr>
+          </w:p>
+          <w:p>
+            <w:pPr>
+              <w:spacing w:after="40"/>
+              <w:rPr>
+                <w:rFonts w:ascii="Consolas" w:eastAsia="Consolas" w:hAnsi="Consolas" w:cs="Consolas"/>
+                <w:color w:val="1F3864"/>
+                <w:sz w:val="20"/>
+                <w:szCs w:val="20"/>
+              </w:rPr>
+            </w:pPr>
+            <w:r>
+              <w:rPr>
+                <w:rFonts w:ascii="Consolas" w:eastAsia="Consolas" w:hAnsi="Consolas" w:cs="Consolas"/>
+                <w:color w:val="1F3864"/>
+                <w:sz w:val="20"/>
+                <w:szCs w:val="20"/>
+              </w:rPr>
+              <w:t>Create a step-by-step analysis plan I should follow in Excel.</w:t>
+            </w:r>
+          </w:p>
+          <w:p>
+            <w:pPr>
+              <w:spacing w:after="40"/>
+              <w:rPr>
+                <w:rFonts w:ascii="Consolas" w:eastAsia="Consolas" w:hAnsi="Consolas" w:cs="Consolas"/>
+                <w:color w:val="1F3864"/>
+                <w:sz w:val="20"/>
+                <w:szCs w:val="20"/>
+              </w:rPr>
+            </w:pPr>
+          </w:p>
+          <w:p>
+            <w:pPr>
+              <w:spacing w:after="40"/>
+              <w:rPr>
+                <w:rFonts w:ascii="Consolas" w:eastAsia="Consolas" w:hAnsi="Consolas" w:cs="Consolas"/>
+                <w:color w:val="1F3864"/>
+                <w:sz w:val="20"/>
+                <w:szCs w:val="20"/>
+              </w:rPr>
+            </w:pPr>
+            <w:r>
+              <w:rPr>
+                <w:rFonts w:ascii="Consolas" w:eastAsia="Consolas" w:hAnsi="Consolas" w:cs="Consolas"/>
+                <w:color w:val="1F3864"/>
+                <w:sz w:val="20"/>
+                <w:szCs w:val="20"/>
+              </w:rPr>
+              <w:t>Focus on:</w:t>
+            </w:r>
+          </w:p>
+          <w:p>
+            <w:pPr>
+              <w:spacing w:after="40"/>
+              <w:rPr>
+                <w:rFonts w:ascii="Consolas" w:eastAsia="Consolas" w:hAnsi="Consolas" w:cs="Consolas"/>
+                <w:color w:val="1F3864"/>
+                <w:sz w:val="20"/>
+                <w:szCs w:val="20"/>
+              </w:rPr>
+            </w:pPr>
+            <w:r>
+              <w:rPr>
+                <w:rFonts w:ascii="Consolas" w:eastAsia="Consolas" w:hAnsi="Consolas" w:cs="Consolas"/>
+                <w:color w:val="1F3864"/>
+                <w:sz w:val="20"/>
+                <w:szCs w:val="20"/>
+              </w:rPr>
+              <w:t>- Margin and budget variance</w:t>
+            </w:r>
+          </w:p>
+          <w:p>
+            <w:pPr>
+              <w:spacing w:after="40"/>
+              <w:rPr>
+                <w:rFonts w:ascii="Consolas" w:eastAsia="Consolas" w:hAnsi="Consolas" w:cs="Consolas"/>
+                <w:color w:val="1F3864"/>
+                <w:sz w:val="20"/>
+                <w:szCs w:val="20"/>
+              </w:rPr>
+            </w:pPr>
+            <w:r>
+              <w:rPr>
+                <w:rFonts w:ascii="Consolas" w:eastAsia="Consolas" w:hAnsi="Consolas" w:cs="Consolas"/>
+                <w:color w:val="1F3864"/>
+                <w:sz w:val="20"/>
+                <w:szCs w:val="20"/>
+              </w:rPr>
+              <w:t>- Hours utilisation vs plan</w:t>
+            </w:r>
+          </w:p>
+          <w:p>
+            <w:pPr>
+              <w:spacing w:after="40"/>
+              <w:rPr>
+                <w:rFonts w:ascii="Consolas" w:eastAsia="Consolas" w:hAnsi="Consolas" w:cs="Consolas"/>
+                <w:color w:val="1F3864"/>
+                <w:sz w:val="20"/>
+                <w:szCs w:val="20"/>
+              </w:rPr>
+            </w:pPr>
+            <w:r>
+              <w:rPr>
+                <w:rFonts w:ascii="Consolas" w:eastAsia="Consolas" w:hAnsi="Consolas" w:cs="Consolas"/>
+                <w:color w:val="1F3864"/>
+                <w:sz w:val="20"/>
+                <w:szCs w:val="20"/>
+              </w:rPr>
+              <w:t>- Engagements at risk (timeline or performance)</w:t>
+            </w:r>
+          </w:p>
+          <w:p>
+            <w:pPr>
+              <w:spacing w:after="40"/>
+              <w:rPr>
+                <w:rFonts w:ascii="Consolas" w:eastAsia="Consolas" w:hAnsi="Consolas" w:cs="Consolas"/>
+                <w:color w:val="1F3864"/>
+                <w:sz w:val="20"/>
+                <w:szCs w:val="20"/>
+              </w:rPr>
+            </w:pPr>
+          </w:p>
+          <w:p>
+            <w:pPr>
+              <w:spacing w:after="40"/>
+              <w:rPr>
+                <w:rFonts w:ascii="Consolas" w:eastAsia="Consolas" w:hAnsi="Consolas" w:cs="Consolas"/>
+                <w:color w:val="1F3864"/>
+                <w:sz w:val="20"/>
+                <w:szCs w:val="20"/>
+              </w:rPr>
+            </w:pPr>
+            <w:r>
+              <w:rPr>
+                <w:rFonts w:ascii="Consolas" w:eastAsia="Consolas" w:hAnsi="Consolas" w:cs="Consolas"/>
+                <w:color w:val="1F3864"/>
+                <w:sz w:val="20"/>
+                <w:szCs w:val="20"/>
+              </w:rPr>
+              <w:t>For each step:</w:t>
+            </w:r>
+          </w:p>
+          <w:p>
+            <w:pPr>
+              <w:spacing w:after="40"/>
+              <w:rPr>
+                <w:rFonts w:ascii="Consolas" w:eastAsia="Consolas" w:hAnsi="Consolas" w:cs="Consolas"/>
+                <w:color w:val="1F3864"/>
+                <w:sz w:val="20"/>
+                <w:szCs w:val="20"/>
+              </w:rPr>
+            </w:pPr>
+            <w:r>
+              <w:rPr>
+                <w:rFonts w:ascii="Consolas" w:eastAsia="Consolas" w:hAnsi="Consolas" w:cs="Consolas"/>
+                <w:color w:val="1F3864"/>
+                <w:sz w:val="20"/>
+                <w:szCs w:val="20"/>
+              </w:rPr>
+              <w:t>- Explain what I should analyze</w:t>
+            </w:r>
+          </w:p>
+          <w:p>
+            <w:pPr>
+              <w:spacing w:after="40"/>
+              <w:rPr>
+                <w:rFonts w:ascii="Consolas" w:eastAsia="Consolas" w:hAnsi="Consolas" w:cs="Consolas"/>
+                <w:color w:val="1F3864"/>
+                <w:sz w:val="20"/>
+                <w:szCs w:val="20"/>
+              </w:rPr>
+            </w:pPr>
+            <w:r>
+              <w:rPr>
+                <w:rFonts w:ascii="Consolas" w:eastAsia="Consolas" w:hAnsi="Consolas" w:cs="Consolas"/>
+                <w:color w:val="1F3864"/>
+                <w:sz w:val="20"/>
+                <w:szCs w:val="20"/>
+              </w:rPr>
+              <w:t>- Suggest the Excel actions (pivot, chart, formula, filter)</w:t>
+            </w:r>
+          </w:p>
+          <w:p>
+            <w:pPr>
+              <w:spacing w:after="40"/>
+              <w:rPr>
+                <w:rFonts w:ascii="Consolas" w:eastAsia="Consolas" w:hAnsi="Consolas" w:cs="Consolas"/>
+                <w:color w:val="1F3864"/>
+                <w:sz w:val="20"/>
+                <w:szCs w:val="20"/>
+              </w:rPr>
+            </w:pPr>
+            <w:r>
+              <w:rPr>
+                <w:rFonts w:ascii="Consolas" w:eastAsia="Consolas" w:hAnsi="Consolas" w:cs="Consolas"/>
+                <w:color w:val="1F3864"/>
+                <w:sz w:val="20"/>
+                <w:szCs w:val="20"/>
+              </w:rPr>
+              <w:t>- Tell me what insight I’m trying to uncover</w:t>
+            </w:r>
+          </w:p>
+          <w:p>
+            <w:pPr>
+              <w:spacing w:after="40"/>
+              <w:rPr>
+                <w:rFonts w:ascii="Consolas" w:eastAsia="Consolas" w:hAnsi="Consolas" w:cs="Consolas"/>
+                <w:color w:val="1F3864"/>
+                <w:sz w:val="20"/>
+                <w:szCs w:val="20"/>
+              </w:rPr>
+            </w:pPr>
+          </w:p>
+          <w:p>
+            <w:pPr>
+              <w:spacing w:after="40"/>
+            </w:pPr>
+            <w:r>
+              <w:rPr>
+                <w:rFonts w:ascii="Consolas" w:eastAsia="Consolas" w:hAnsi="Consolas" w:cs="Consolas"/>
+                <w:color w:val="1F3864"/>
+                <w:sz w:val="20"/>
+                <w:szCs w:val="20"/>
+              </w:rPr>
+              <w:lastRenderedPageBreak/>
+              <w:t>End with a recommended structure for a 3-slide summary I could present to a partner.</w:t>
             </w:r>
           </w:p>
         </w:tc>
@@ -871,15 +1059,11 @@
     </w:tbl>
     <w:p>
       <w:pPr>
-        <w:spacing w:after="80"/>
-      </w:pPr>
-    </w:p>
-    <w:p>
-      <w:pPr>
         <w:spacing w:after="120"/>
       </w:pPr>
       <w:r>
-        <w:t>Text insights prompt (engagement comments / status notes):</w:t>
+        <w:lastRenderedPageBreak/>
+        <w:t>Optional:</w:t>
       </w:r>
     </w:p>
     <w:tbl>
@@ -931,7 +1115,7 @@
                 <w:sz w:val="20"/>
                 <w:szCs w:val="20"/>
               </w:rPr>
-              <w:t>Summarise the comments column — what are clients or engagement leads raising most often? Group into themes and flag any risks I should escalate.</w:t>
+              <w:t>Based on this plan, identify what data quality or structure issues might impact the analysis and suggest how to fix them.</w:t>
             </w:r>
           </w:p>
         </w:tc>
@@ -939,15 +1123,15 @@
     </w:tbl>
     <w:p>
       <w:pPr>
-        <w:spacing w:after="80"/>
-      </w:pPr>
-    </w:p>
-    <w:p>
-      <w:pPr>
         <w:spacing w:after="120"/>
       </w:pPr>
-      <w:r>
-        <w:t>Formula help (the “basic” ask — important for mixed audiences):</w:t>
+    </w:p>
+    <w:p>
+      <w:pPr>
+        <w:spacing w:after="120"/>
+      </w:pPr>
+      <w:r>
+        <w:t>Primary demo prompt (engagement portfolio):</w:t>
       </w:r>
     </w:p>
     <w:tbl>
@@ -999,7 +1183,7 @@
                 <w:sz w:val="20"/>
                 <w:szCs w:val="20"/>
               </w:rPr>
-              <w:t>Write a VLOOKUP (or XLOOKUP — your call) that returns the Engagement Lead from the Engagements tab using Engagement Code as the key. Add a brief comment explaining the formula.</w:t>
+              <w:t>Which Service Line has the highest realisation rate this quarter, and how does it compare to last quarter?</w:t>
             </w:r>
           </w:p>
         </w:tc>
@@ -1015,8 +1199,7 @@
         <w:spacing w:after="120"/>
       </w:pPr>
       <w:r>
-        <w:lastRenderedPageBreak/>
-        <w:t>Custom function (light touch, optional if time):</w:t>
+        <w:t>Text insights prompt (engagement comments / status notes):</w:t>
       </w:r>
     </w:p>
     <w:tbl>
@@ -1068,47 +1251,7 @@
                 <w:sz w:val="20"/>
                 <w:szCs w:val="20"/>
               </w:rPr>
-              <w:t xml:space="preserve">Create a custom function that converts billable hours into FTE‑equivalents using </w:t>
-            </w:r>
-            <w:proofErr w:type="gramStart"/>
-            <w:r>
-              <w:rPr>
-                <w:rFonts w:ascii="Consolas" w:eastAsia="Consolas" w:hAnsi="Consolas" w:cs="Consolas"/>
-                <w:color w:val="1F3864"/>
-                <w:sz w:val="20"/>
-                <w:szCs w:val="20"/>
-              </w:rPr>
-              <w:t>a</w:t>
-            </w:r>
-            <w:proofErr w:type="gramEnd"/>
-            <w:r>
-              <w:rPr>
-                <w:rFonts w:ascii="Consolas" w:eastAsia="Consolas" w:hAnsi="Consolas" w:cs="Consolas"/>
-                <w:color w:val="1F3864"/>
-                <w:sz w:val="20"/>
-                <w:szCs w:val="20"/>
-              </w:rPr>
-              <w:t xml:space="preserve"> 1,800‑hour </w:t>
-            </w:r>
-            <w:proofErr w:type="gramStart"/>
-            <w:r>
-              <w:rPr>
-                <w:rFonts w:ascii="Consolas" w:eastAsia="Consolas" w:hAnsi="Consolas" w:cs="Consolas"/>
-                <w:color w:val="1F3864"/>
-                <w:sz w:val="20"/>
-                <w:szCs w:val="20"/>
-              </w:rPr>
-              <w:t>year, and</w:t>
-            </w:r>
-            <w:proofErr w:type="gramEnd"/>
-            <w:r>
-              <w:rPr>
-                <w:rFonts w:ascii="Consolas" w:eastAsia="Consolas" w:hAnsi="Consolas" w:cs="Consolas"/>
-                <w:color w:val="1F3864"/>
-                <w:sz w:val="20"/>
-                <w:szCs w:val="20"/>
-              </w:rPr>
-              <w:t xml:space="preserve"> apply it to the Hours column.</w:t>
+              <w:t>Summarise the comments column — what are clients or engagement leads raising most often? Group into themes and flag any risks I should escalate.</w:t>
             </w:r>
           </w:p>
         </w:tc>
@@ -1116,26 +1259,15 @@
     </w:tbl>
     <w:p>
       <w:pPr>
-        <w:pStyle w:val="Heading2"/>
-      </w:pPr>
-      <w:r>
-        <w:t>5. PivotTable, Chart, Insight, and Live Update</w:t>
-      </w:r>
-    </w:p>
-    <w:p>
-      <w:pPr>
-        <w:pStyle w:val="Heading3"/>
-      </w:pPr>
-      <w:r>
-        <w:t>Context: Turn raw data into a live reporting view</w:t>
-      </w:r>
+        <w:spacing w:after="80"/>
+      </w:pPr>
     </w:p>
     <w:p>
       <w:pPr>
         <w:spacing w:after="120"/>
       </w:pPr>
       <w:r>
-        <w:t>Use these prompts when you want Copilot to build a summary view, visualize trends, explain the takeaway, and refresh the analysis after adding new rows.</w:t>
+        <w:t>Formula help (the “basic” ask — important for mixed audiences):</w:t>
       </w:r>
     </w:p>
     <w:tbl>
@@ -1187,7 +1319,7 @@
                 <w:sz w:val="20"/>
                 <w:szCs w:val="20"/>
               </w:rPr>
-              <w:t>Build a PivotTable showing total fees by Service Line and Quarter, with variance vs budget.</w:t>
+              <w:t>Write a VLOOKUP (or XLOOKUP — your call) that returns the Engagement Lead from the Engagements tab using Engagement Code as the key. Add a brief comment explaining the formula.</w:t>
             </w:r>
           </w:p>
         </w:tc>
@@ -1197,6 +1329,14 @@
       <w:pPr>
         <w:spacing w:after="80"/>
       </w:pPr>
+    </w:p>
+    <w:p>
+      <w:pPr>
+        <w:spacing w:after="120"/>
+      </w:pPr>
+      <w:r>
+        <w:t>Custom function (light touch, optional if time):</w:t>
+      </w:r>
     </w:p>
     <w:tbl>
       <w:tblPr>
@@ -1247,7 +1387,7 @@
                 <w:sz w:val="20"/>
                 <w:szCs w:val="20"/>
               </w:rPr>
-              <w:t>Add a clustered column chart of fees by Service Line for the last 4 quarters.</w:t>
+              <w:t>Create a custom function that converts billable hours into FTE‑equivalents using a 1,800‑hour year, and apply it to the Hours column.</w:t>
             </w:r>
           </w:p>
         </w:tc>
@@ -1255,8 +1395,27 @@
     </w:tbl>
     <w:p>
       <w:pPr>
-        <w:spacing w:after="80"/>
-      </w:pPr>
+        <w:pStyle w:val="Heading2"/>
+      </w:pPr>
+      <w:r>
+        <w:t>5. PivotTable, Chart, Insight, and Live Update</w:t>
+      </w:r>
+    </w:p>
+    <w:p>
+      <w:pPr>
+        <w:pStyle w:val="Heading3"/>
+      </w:pPr>
+      <w:r>
+        <w:t>Context: Turn raw data into a live reporting view</w:t>
+      </w:r>
+    </w:p>
+    <w:p>
+      <w:pPr>
+        <w:spacing w:after="120"/>
+      </w:pPr>
+      <w:r>
+        <w:t>Use these prompts when you want Copilot to build a summary view, visualize trends, explain the takeaway, and refresh the analysis after adding new rows.</w:t>
+      </w:r>
     </w:p>
     <w:tbl>
       <w:tblPr>
@@ -1307,7 +1466,7 @@
                 <w:sz w:val="20"/>
                 <w:szCs w:val="20"/>
               </w:rPr>
-              <w:t>Summarise this PivotTable in plain English — what would I tell a partner in 3 bullets?</w:t>
+              <w:t>Build a PivotTable showing total fees by Service Line and Quarter, with variance vs budget.</w:t>
             </w:r>
           </w:p>
         </w:tc>
@@ -1367,55 +1526,7 @@
                 <w:sz w:val="20"/>
                 <w:szCs w:val="20"/>
               </w:rPr>
-              <w:t>I just pasted October data into the source table.</w:t>
-            </w:r>
-          </w:p>
-          <w:p>
-            <w:pPr>
-              <w:spacing w:after="40"/>
-            </w:pPr>
-            <w:r>
-              <w:rPr>
-                <w:rFonts w:ascii="Consolas" w:eastAsia="Consolas" w:hAnsi="Consolas" w:cs="Consolas"/>
-                <w:color w:val="1F3864"/>
-                <w:sz w:val="20"/>
-                <w:szCs w:val="20"/>
-              </w:rPr>
-              <w:t xml:space="preserve">Refresh the pivot and </w:t>
-            </w:r>
-            <w:proofErr w:type="gramStart"/>
-            <w:r>
-              <w:rPr>
-                <w:rFonts w:ascii="Consolas" w:eastAsia="Consolas" w:hAnsi="Consolas" w:cs="Consolas"/>
-                <w:color w:val="1F3864"/>
-                <w:sz w:val="20"/>
-                <w:szCs w:val="20"/>
-              </w:rPr>
-              <w:t>chart, and</w:t>
-            </w:r>
-            <w:proofErr w:type="gramEnd"/>
-            <w:r>
-              <w:rPr>
-                <w:rFonts w:ascii="Consolas" w:eastAsia="Consolas" w:hAnsi="Consolas" w:cs="Consolas"/>
-                <w:color w:val="1F3864"/>
-                <w:sz w:val="20"/>
-                <w:szCs w:val="20"/>
-              </w:rPr>
-              <w:t xml:space="preserve"> tell me what changed compared to last quarter.</w:t>
-            </w:r>
-          </w:p>
-          <w:p>
-            <w:pPr>
-              <w:spacing w:after="40"/>
-            </w:pPr>
-            <w:r>
-              <w:rPr>
-                <w:rFonts w:ascii="Consolas" w:eastAsia="Consolas" w:hAnsi="Consolas" w:cs="Consolas"/>
-                <w:color w:val="1F3864"/>
-                <w:sz w:val="20"/>
-                <w:szCs w:val="20"/>
-              </w:rPr>
-              <w:t>Call out anything I should bring to the next steering committee.</w:t>
+              <w:t>Add a clustered column chart of fees by Service Line for the last 4 quarters.</w:t>
             </w:r>
           </w:p>
         </w:tc>
@@ -1423,32 +1534,8 @@
     </w:tbl>
     <w:p>
       <w:pPr>
-        <w:pStyle w:val="Heading2"/>
-      </w:pPr>
-      <w:r>
-        <w:t>6. Validate AI Outputs</w:t>
-      </w:r>
-    </w:p>
-    <w:p>
-      <w:pPr>
-        <w:pStyle w:val="Heading3"/>
-      </w:pPr>
-      <w:r>
-        <w:t>Context: Check accuracy, appropriateness, and attribution before sharing</w:t>
-      </w:r>
-    </w:p>
-    <w:p>
-      <w:pPr>
-        <w:spacing w:after="120"/>
-        <w:rPr>
-          <w:kern w:val="2"/>
-          <w:lang w:val="en-US" w:eastAsia="fr-CA"/>
-          <w14:ligatures w14:val="standardContextual"/>
-        </w:rPr>
-      </w:pPr>
-      <w:r>
-        <w:t>Use this prompt after Copilot produces an insight summary, a chart interpretation, or an Analyst Agent response.</w:t>
-      </w:r>
+        <w:spacing w:after="80"/>
+      </w:pPr>
     </w:p>
     <w:tbl>
       <w:tblPr>
@@ -1499,68 +1586,7 @@
                 <w:sz w:val="20"/>
                 <w:szCs w:val="20"/>
               </w:rPr>
-              <w:t>Validate your last answer using these checks:</w:t>
-            </w:r>
-          </w:p>
-          <w:p>
-            <w:pPr>
-              <w:spacing w:after="40"/>
-            </w:pPr>
-            <w:r>
-              <w:rPr>
-                <w:rFonts w:ascii="Consolas" w:eastAsia="Consolas" w:hAnsi="Consolas" w:cs="Consolas"/>
-                <w:color w:val="1F3864"/>
-                <w:sz w:val="20"/>
-                <w:szCs w:val="20"/>
-              </w:rPr>
-              <w:t>1) Accuracy — list the key numbers and which cells they came from</w:t>
-            </w:r>
-          </w:p>
-          <w:p>
-            <w:pPr>
-              <w:spacing w:after="40"/>
-            </w:pPr>
-            <w:r>
-              <w:rPr>
-                <w:rFonts w:ascii="Consolas" w:eastAsia="Consolas" w:hAnsi="Consolas" w:cs="Consolas"/>
-                <w:color w:val="1F3864"/>
-                <w:sz w:val="20"/>
-                <w:szCs w:val="20"/>
-              </w:rPr>
-              <w:t>2) Appropriateness — flag anything risky for a partner or client readout</w:t>
-            </w:r>
-          </w:p>
-          <w:p>
-            <w:pPr>
-              <w:spacing w:after="40"/>
-            </w:pPr>
-            <w:r>
-              <w:rPr>
-                <w:rFonts w:ascii="Consolas" w:eastAsia="Consolas" w:hAnsi="Consolas" w:cs="Consolas"/>
-                <w:color w:val="1F3864"/>
-                <w:sz w:val="20"/>
-                <w:szCs w:val="20"/>
-              </w:rPr>
-              <w:t>3) Attributable — what should I edit or double‑check before putting my name on this</w:t>
-            </w:r>
-          </w:p>
-          <w:p>
-            <w:pPr>
-              <w:spacing w:after="40"/>
-            </w:pPr>
-          </w:p>
-          <w:p>
-            <w:pPr>
-              <w:spacing w:after="40"/>
-            </w:pPr>
-            <w:r>
-              <w:rPr>
-                <w:rFonts w:ascii="Consolas" w:eastAsia="Consolas" w:hAnsi="Consolas" w:cs="Consolas"/>
-                <w:color w:val="1F3864"/>
-                <w:sz w:val="20"/>
-                <w:szCs w:val="20"/>
-              </w:rPr>
-              <w:t>Then propose a safer version I can share.</w:t>
+              <w:t>Summarise this PivotTable in plain English — what would I tell a partner in 3 bullets?</w:t>
             </w:r>
           </w:p>
         </w:tc>
@@ -1568,36 +1594,8 @@
     </w:tbl>
     <w:p>
       <w:pPr>
-        <w:pStyle w:val="Heading2"/>
-      </w:pPr>
-      <w:r>
-        <w:t>7. Analyst Agent: Cross-File Analysis</w:t>
-      </w:r>
-    </w:p>
-    <w:p>
-      <w:pPr>
-        <w:pStyle w:val="Heading3"/>
-      </w:pPr>
-      <w:r>
-        <w:t>Context: Use Analyst when the question spans multiple files or needs deeper reasoning</w:t>
-      </w:r>
-    </w:p>
-    <w:p>
-      <w:pPr>
-        <w:spacing w:after="120"/>
-      </w:pPr>
-      <w:r>
-        <w:t>Use these prompts when Excel Copilot is not enough because the analysis spans multiple files, requires heavier reasoning, or benefits from visible Python-based analysis.</w:t>
-      </w:r>
-    </w:p>
-    <w:p>
-      <w:pPr>
-        <w:spacing w:after="120"/>
-      </w:pPr>
-      <w:r>
-        <w:lastRenderedPageBreak/>
-        <w:t>Pre‑run prompt to walk through:</w:t>
-      </w:r>
+        <w:spacing w:after="80"/>
+      </w:pPr>
     </w:p>
     <w:tbl>
       <w:tblPr>
@@ -1648,68 +1646,44 @@
                 <w:sz w:val="20"/>
                 <w:szCs w:val="20"/>
               </w:rPr>
-              <w:t>Across this engagement tracker and last quarter’s profitability deck, identify the 3 service lines whose margin trajectory is diverging from forecast.</w:t>
-            </w:r>
-          </w:p>
-          <w:p>
-            <w:pPr>
-              <w:spacing w:after="40"/>
-            </w:pPr>
-          </w:p>
-          <w:p>
-            <w:pPr>
-              <w:spacing w:after="40"/>
-            </w:pPr>
-            <w:r>
-              <w:rPr>
-                <w:rFonts w:ascii="Consolas" w:eastAsia="Consolas" w:hAnsi="Consolas" w:cs="Consolas"/>
-                <w:color w:val="1F3864"/>
-                <w:sz w:val="20"/>
-                <w:szCs w:val="20"/>
-              </w:rPr>
-              <w:t>For each:</w:t>
-            </w:r>
-          </w:p>
-          <w:p>
-            <w:pPr>
-              <w:spacing w:after="40"/>
-            </w:pPr>
-            <w:r>
-              <w:rPr>
-                <w:rFonts w:ascii="Consolas" w:eastAsia="Consolas" w:hAnsi="Consolas" w:cs="Consolas"/>
-                <w:color w:val="1F3864"/>
-                <w:sz w:val="20"/>
-                <w:szCs w:val="20"/>
-              </w:rPr>
-              <w:t>- Quantify the gap</w:t>
-            </w:r>
-          </w:p>
-          <w:p>
-            <w:pPr>
-              <w:spacing w:after="40"/>
-            </w:pPr>
-            <w:r>
-              <w:rPr>
-                <w:rFonts w:ascii="Consolas" w:eastAsia="Consolas" w:hAnsi="Consolas" w:cs="Consolas"/>
-                <w:color w:val="1F3864"/>
-                <w:sz w:val="20"/>
-                <w:szCs w:val="20"/>
-              </w:rPr>
-              <w:t>- Show the Python you used so I can check your work</w:t>
-            </w:r>
-          </w:p>
-          <w:p>
-            <w:pPr>
-              <w:spacing w:after="40"/>
-            </w:pPr>
-            <w:r>
-              <w:rPr>
-                <w:rFonts w:ascii="Consolas" w:eastAsia="Consolas" w:hAnsi="Consolas" w:cs="Consolas"/>
-                <w:color w:val="1F3864"/>
-                <w:sz w:val="20"/>
-                <w:szCs w:val="20"/>
-              </w:rPr>
-              <w:t>- Suggest 2 follow‑up questions for the partner</w:t>
+              <w:t>I just pasted October data into the source table.</w:t>
+            </w:r>
+          </w:p>
+          <w:p>
+            <w:pPr>
+              <w:spacing w:after="40"/>
+            </w:pPr>
+            <w:r>
+              <w:rPr>
+                <w:rFonts w:ascii="Consolas" w:eastAsia="Consolas" w:hAnsi="Consolas" w:cs="Consolas"/>
+                <w:color w:val="1F3864"/>
+                <w:sz w:val="20"/>
+                <w:szCs w:val="20"/>
+              </w:rPr>
+              <w:t>Refresh the pivot and chart, and</w:t>
+            </w:r>
+            <w:r>
+              <w:rPr>
+                <w:rFonts w:ascii="Consolas" w:eastAsia="Consolas" w:hAnsi="Consolas" w:cs="Consolas"/>
+                <w:color w:val="1F3864"/>
+                <w:sz w:val="20"/>
+                <w:szCs w:val="20"/>
+              </w:rPr>
+              <w:t xml:space="preserve"> tell me what changed compared to last quarter.</w:t>
+            </w:r>
+          </w:p>
+          <w:p>
+            <w:pPr>
+              <w:spacing w:after="40"/>
+            </w:pPr>
+            <w:r>
+              <w:rPr>
+                <w:rFonts w:ascii="Consolas" w:eastAsia="Consolas" w:hAnsi="Consolas" w:cs="Consolas"/>
+                <w:color w:val="1F3864"/>
+                <w:sz w:val="20"/>
+                <w:szCs w:val="20"/>
+              </w:rPr>
+              <w:t>Call out anything I should bring to the next steering committee.</w:t>
             </w:r>
           </w:p>
         </w:tc>
@@ -1717,15 +1691,31 @@
     </w:tbl>
     <w:p>
       <w:pPr>
-        <w:spacing w:after="80"/>
-      </w:pPr>
+        <w:pStyle w:val="Heading2"/>
+      </w:pPr>
+      <w:r>
+        <w:t>6. Validate AI Outputs</w:t>
+      </w:r>
+    </w:p>
+    <w:p>
+      <w:pPr>
+        <w:pStyle w:val="Heading3"/>
+      </w:pPr>
+      <w:r>
+        <w:t>Context: Check accuracy, appropriateness, and attribution before sharing</w:t>
+      </w:r>
     </w:p>
     <w:p>
       <w:pPr>
         <w:spacing w:after="120"/>
-      </w:pPr>
-      <w:r>
-        <w:t>Optional second prompt (outlier reasoning):</w:t>
+        <w:rPr>
+          <w:kern w:val="2"/>
+          <w:lang w:val="en-US" w:eastAsia="fr-CA"/>
+          <w14:ligatures w14:val="standardContextual"/>
+        </w:rPr>
+      </w:pPr>
+      <w:r>
+        <w:t>Use this prompt after Copilot produces an insight summary, a chart interpretation, or an Analyst Agent response.</w:t>
       </w:r>
     </w:p>
     <w:tbl>
@@ -1777,6 +1767,283 @@
                 <w:sz w:val="20"/>
                 <w:szCs w:val="20"/>
               </w:rPr>
+              <w:t>Validate your last answer using these checks:</w:t>
+            </w:r>
+          </w:p>
+          <w:p>
+            <w:pPr>
+              <w:spacing w:after="40"/>
+            </w:pPr>
+            <w:r>
+              <w:rPr>
+                <w:rFonts w:ascii="Consolas" w:eastAsia="Consolas" w:hAnsi="Consolas" w:cs="Consolas"/>
+                <w:color w:val="1F3864"/>
+                <w:sz w:val="20"/>
+                <w:szCs w:val="20"/>
+              </w:rPr>
+              <w:t>1) Accuracy — list the key numbers and which cells they came from</w:t>
+            </w:r>
+          </w:p>
+          <w:p>
+            <w:pPr>
+              <w:spacing w:after="40"/>
+            </w:pPr>
+            <w:r>
+              <w:rPr>
+                <w:rFonts w:ascii="Consolas" w:eastAsia="Consolas" w:hAnsi="Consolas" w:cs="Consolas"/>
+                <w:color w:val="1F3864"/>
+                <w:sz w:val="20"/>
+                <w:szCs w:val="20"/>
+              </w:rPr>
+              <w:t>2) Appropriateness — flag anything risky for a partner or client readout</w:t>
+            </w:r>
+          </w:p>
+          <w:p>
+            <w:pPr>
+              <w:spacing w:after="40"/>
+            </w:pPr>
+            <w:r>
+              <w:rPr>
+                <w:rFonts w:ascii="Consolas" w:eastAsia="Consolas" w:hAnsi="Consolas" w:cs="Consolas"/>
+                <w:color w:val="1F3864"/>
+                <w:sz w:val="20"/>
+                <w:szCs w:val="20"/>
+              </w:rPr>
+              <w:t>3) Attributable — what should I edit or double‑check before putting my name on this</w:t>
+            </w:r>
+          </w:p>
+          <w:p>
+            <w:pPr>
+              <w:spacing w:after="40"/>
+            </w:pPr>
+          </w:p>
+          <w:p>
+            <w:pPr>
+              <w:spacing w:after="40"/>
+            </w:pPr>
+            <w:r>
+              <w:rPr>
+                <w:rFonts w:ascii="Consolas" w:eastAsia="Consolas" w:hAnsi="Consolas" w:cs="Consolas"/>
+                <w:color w:val="1F3864"/>
+                <w:sz w:val="20"/>
+                <w:szCs w:val="20"/>
+              </w:rPr>
+              <w:t>Then propose a safer version I can share.</w:t>
+            </w:r>
+          </w:p>
+        </w:tc>
+      </w:tr>
+    </w:tbl>
+    <w:p>
+      <w:pPr>
+        <w:pStyle w:val="Heading2"/>
+      </w:pPr>
+      <w:r>
+        <w:t>7. Analyst Agent: Cross-File Analysis</w:t>
+      </w:r>
+    </w:p>
+    <w:p>
+      <w:pPr>
+        <w:pStyle w:val="Heading3"/>
+      </w:pPr>
+      <w:r>
+        <w:t>Context: Use Analyst when the question spans multiple files or needs deeper reasoning</w:t>
+      </w:r>
+    </w:p>
+    <w:p>
+      <w:pPr>
+        <w:spacing w:after="120"/>
+      </w:pPr>
+      <w:r>
+        <w:t>Use these prompts when Excel Copilot is not enough because the analysis spans multiple files, requires heavier reasoning, or benefits from visible Python-based analysis.</w:t>
+      </w:r>
+    </w:p>
+    <w:p>
+      <w:pPr>
+        <w:spacing w:after="120"/>
+      </w:pPr>
+      <w:r>
+        <w:t>Pre‑run prompt to walk through:</w:t>
+      </w:r>
+    </w:p>
+    <w:tbl>
+      <w:tblPr>
+        <w:tblW w:w="9360" w:type="dxa"/>
+        <w:tblBorders>
+          <w:top w:val="single" w:sz="4" w:space="0" w:color="auto"/>
+          <w:left w:val="single" w:sz="4" w:space="0" w:color="auto"/>
+          <w:bottom w:val="single" w:sz="4" w:space="0" w:color="auto"/>
+          <w:right w:val="single" w:sz="4" w:space="0" w:color="auto"/>
+          <w:insideH w:val="single" w:sz="4" w:space="0" w:color="auto"/>
+          <w:insideV w:val="single" w:sz="4" w:space="0" w:color="auto"/>
+        </w:tblBorders>
+        <w:tblCellMar>
+          <w:left w:w="10" w:type="dxa"/>
+          <w:right w:w="10" w:type="dxa"/>
+        </w:tblCellMar>
+        <w:tblLook w:val="0000" w:firstRow="0" w:lastRow="0" w:firstColumn="0" w:lastColumn="0" w:noHBand="0" w:noVBand="0"/>
+      </w:tblPr>
+      <w:tblGrid>
+        <w:gridCol w:w="9360"/>
+      </w:tblGrid>
+      <w:tr>
+        <w:tc>
+          <w:tcPr>
+            <w:tcW w:w="9360" w:type="dxa"/>
+            <w:tcBorders>
+              <w:top w:val="single" w:sz="4" w:space="0" w:color="BFBFBF"/>
+              <w:left w:val="single" w:sz="4" w:space="0" w:color="BFBFBF"/>
+              <w:bottom w:val="single" w:sz="4" w:space="0" w:color="BFBFBF"/>
+              <w:right w:val="single" w:sz="4" w:space="0" w:color="BFBFBF"/>
+            </w:tcBorders>
+            <w:shd w:val="clear" w:color="auto" w:fill="F2F2F2"/>
+            <w:tcMar>
+              <w:top w:w="120" w:type="dxa"/>
+              <w:left w:w="180" w:type="dxa"/>
+              <w:bottom w:w="120" w:type="dxa"/>
+              <w:right w:w="180" w:type="dxa"/>
+            </w:tcMar>
+          </w:tcPr>
+          <w:p>
+            <w:pPr>
+              <w:spacing w:after="40"/>
+            </w:pPr>
+            <w:r>
+              <w:rPr>
+                <w:rFonts w:ascii="Consolas" w:eastAsia="Consolas" w:hAnsi="Consolas" w:cs="Consolas"/>
+                <w:color w:val="1F3864"/>
+                <w:sz w:val="20"/>
+                <w:szCs w:val="20"/>
+              </w:rPr>
+              <w:t>Across this engagement tracker and last quarter’s profitability deck, identify the 3 service lines whose margin trajectory is diverging from forecast.</w:t>
+            </w:r>
+          </w:p>
+          <w:p>
+            <w:pPr>
+              <w:spacing w:after="40"/>
+            </w:pPr>
+          </w:p>
+          <w:p>
+            <w:pPr>
+              <w:spacing w:after="40"/>
+            </w:pPr>
+            <w:r>
+              <w:rPr>
+                <w:rFonts w:ascii="Consolas" w:eastAsia="Consolas" w:hAnsi="Consolas" w:cs="Consolas"/>
+                <w:color w:val="1F3864"/>
+                <w:sz w:val="20"/>
+                <w:szCs w:val="20"/>
+              </w:rPr>
+              <w:t>For each:</w:t>
+            </w:r>
+          </w:p>
+          <w:p>
+            <w:pPr>
+              <w:spacing w:after="40"/>
+            </w:pPr>
+            <w:r>
+              <w:rPr>
+                <w:rFonts w:ascii="Consolas" w:eastAsia="Consolas" w:hAnsi="Consolas" w:cs="Consolas"/>
+                <w:color w:val="1F3864"/>
+                <w:sz w:val="20"/>
+                <w:szCs w:val="20"/>
+              </w:rPr>
+              <w:t>- Quantify the gap</w:t>
+            </w:r>
+          </w:p>
+          <w:p>
+            <w:pPr>
+              <w:spacing w:after="40"/>
+            </w:pPr>
+            <w:r>
+              <w:rPr>
+                <w:rFonts w:ascii="Consolas" w:eastAsia="Consolas" w:hAnsi="Consolas" w:cs="Consolas"/>
+                <w:color w:val="1F3864"/>
+                <w:sz w:val="20"/>
+                <w:szCs w:val="20"/>
+              </w:rPr>
+              <w:t>- Show the Python you used so I can check your work</w:t>
+            </w:r>
+          </w:p>
+          <w:p>
+            <w:pPr>
+              <w:spacing w:after="40"/>
+            </w:pPr>
+            <w:r>
+              <w:rPr>
+                <w:rFonts w:ascii="Consolas" w:eastAsia="Consolas" w:hAnsi="Consolas" w:cs="Consolas"/>
+                <w:color w:val="1F3864"/>
+                <w:sz w:val="20"/>
+                <w:szCs w:val="20"/>
+              </w:rPr>
+              <w:t>- Suggest 2 follow‑up questions for the partner</w:t>
+            </w:r>
+          </w:p>
+        </w:tc>
+      </w:tr>
+    </w:tbl>
+    <w:p>
+      <w:pPr>
+        <w:spacing w:after="80"/>
+      </w:pPr>
+    </w:p>
+    <w:p>
+      <w:pPr>
+        <w:spacing w:after="120"/>
+      </w:pPr>
+      <w:r>
+        <w:t>Optional second prompt (outlier reasoning):</w:t>
+      </w:r>
+    </w:p>
+    <w:tbl>
+      <w:tblPr>
+        <w:tblW w:w="9360" w:type="dxa"/>
+        <w:tblBorders>
+          <w:top w:val="single" w:sz="4" w:space="0" w:color="auto"/>
+          <w:left w:val="single" w:sz="4" w:space="0" w:color="auto"/>
+          <w:bottom w:val="single" w:sz="4" w:space="0" w:color="auto"/>
+          <w:right w:val="single" w:sz="4" w:space="0" w:color="auto"/>
+          <w:insideH w:val="single" w:sz="4" w:space="0" w:color="auto"/>
+          <w:insideV w:val="single" w:sz="4" w:space="0" w:color="auto"/>
+        </w:tblBorders>
+        <w:tblCellMar>
+          <w:left w:w="10" w:type="dxa"/>
+          <w:right w:w="10" w:type="dxa"/>
+        </w:tblCellMar>
+        <w:tblLook w:val="0000" w:firstRow="0" w:lastRow="0" w:firstColumn="0" w:lastColumn="0" w:noHBand="0" w:noVBand="0"/>
+      </w:tblPr>
+      <w:tblGrid>
+        <w:gridCol w:w="9360"/>
+      </w:tblGrid>
+      <w:tr>
+        <w:tc>
+          <w:tcPr>
+            <w:tcW w:w="9360" w:type="dxa"/>
+            <w:tcBorders>
+              <w:top w:val="single" w:sz="4" w:space="0" w:color="BFBFBF"/>
+              <w:left w:val="single" w:sz="4" w:space="0" w:color="BFBFBF"/>
+              <w:bottom w:val="single" w:sz="4" w:space="0" w:color="BFBFBF"/>
+              <w:right w:val="single" w:sz="4" w:space="0" w:color="BFBFBF"/>
+            </w:tcBorders>
+            <w:shd w:val="clear" w:color="auto" w:fill="F2F2F2"/>
+            <w:tcMar>
+              <w:top w:w="120" w:type="dxa"/>
+              <w:left w:w="180" w:type="dxa"/>
+              <w:bottom w:w="120" w:type="dxa"/>
+              <w:right w:w="180" w:type="dxa"/>
+            </w:tcMar>
+          </w:tcPr>
+          <w:p>
+            <w:pPr>
+              <w:spacing w:after="40"/>
+            </w:pPr>
+            <w:r>
+              <w:rPr>
+                <w:rFonts w:ascii="Consolas" w:eastAsia="Consolas" w:hAnsi="Consolas" w:cs="Consolas"/>
+                <w:color w:val="1F3864"/>
+                <w:sz w:val="20"/>
+                <w:szCs w:val="20"/>
+              </w:rPr>
               <w:t>Flag outlier engagements in the tracker and explain in one line why each one stands out. Group by likely root cause.</w:t>
             </w:r>
           </w:p>
@@ -1801,15 +2068,7 @@
         <w:pStyle w:val="Heading3"/>
       </w:pPr>
       <w:r>
-        <w:t xml:space="preserve">Context: </w:t>
-      </w:r>
-      <w:proofErr w:type="gramStart"/>
-      <w:r>
-        <w:t>Quick-start</w:t>
-      </w:r>
-      <w:proofErr w:type="gramEnd"/>
-      <w:r>
-        <w:t xml:space="preserve"> prompts for immediate practice</w:t>
+        <w:t>Context: Quick-start prompts for immediate practice</w:t>
       </w:r>
     </w:p>
     <w:p>
@@ -3246,15 +3505,6 @@
 </file>
 
 <file path=customXml/item1.xml><?xml version="1.0" encoding="utf-8"?>
-<?mso-contentType ?>
-<FormTemplates xmlns="http://schemas.microsoft.com/sharepoint/v3/contenttype/forms">
-  <Display>DocumentLibraryForm</Display>
-  <Edit>DocumentLibraryForm</Edit>
-  <New>DocumentLibraryForm</New>
-</FormTemplates>
-</file>
-
-<file path=customXml/item2.xml><?xml version="1.0" encoding="utf-8"?>
 <p:properties xmlns:p="http://schemas.microsoft.com/office/2006/metadata/properties" xmlns:xsi="http://www.w3.org/2001/XMLSchema-instance" xmlns:pc="http://schemas.microsoft.com/office/infopath/2007/PartnerControls">
   <documentManagement>
     <_ip_UnifiedCompliancePolicyUIAction xmlns="http://schemas.microsoft.com/sharepoint/v3" xsi:nil="true"/>
@@ -3267,7 +3517,7 @@
 </p:properties>
 </file>
 
-<file path=customXml/item3.xml><?xml version="1.0" encoding="utf-8"?>
+<file path=customXml/item2.xml><?xml version="1.0" encoding="utf-8"?>
 <ct:contentTypeSchema xmlns:ct="http://schemas.microsoft.com/office/2006/metadata/contentType" xmlns:ma="http://schemas.microsoft.com/office/2006/metadata/properties/metaAttributes" ct:_="" ma:_="" ma:contentTypeName="Document" ma:contentTypeID="0x0101008B0326904AAC644E89CED424664EFAEF" ma:contentTypeVersion="14" ma:contentTypeDescription="Create a new document." ma:contentTypeScope="" ma:versionID="afc3379657403d294f837d6b0dc30149">
   <xsd:schema xmlns:xsd="http://www.w3.org/2001/XMLSchema" xmlns:xs="http://www.w3.org/2001/XMLSchema" xmlns:p="http://schemas.microsoft.com/office/2006/metadata/properties" xmlns:ns1="http://schemas.microsoft.com/sharepoint/v3" xmlns:ns2="174c0fc0-5a0c-4954-aed3-4ba8955f5901" xmlns:ns3="e35df2f5-7204-4978-b60f-e495500b7ed4" targetNamespace="http://schemas.microsoft.com/office/2006/metadata/properties" ma:root="true" ma:fieldsID="6de32cd7e5dc08000868b434c7780583" ns1:_="" ns2:_="" ns3:_="">
     <xsd:import namespace="http://schemas.microsoft.com/sharepoint/v3"/>
@@ -3485,15 +3735,16 @@
 </ct:contentTypeSchema>
 </file>
 
-<file path=customXml/itemProps1.xml><?xml version="1.0" encoding="utf-8"?>
-<ds:datastoreItem xmlns:ds="http://schemas.openxmlformats.org/officeDocument/2006/customXml" ds:itemID="{002E9FEC-63C1-46B6-A13A-6E81B2C9145D}">
-  <ds:schemaRefs>
-    <ds:schemaRef ds:uri="http://schemas.microsoft.com/sharepoint/v3/contenttype/forms"/>
-  </ds:schemaRefs>
-</ds:datastoreItem>
+<file path=customXml/item3.xml><?xml version="1.0" encoding="utf-8"?>
+<?mso-contentType ?>
+<FormTemplates xmlns="http://schemas.microsoft.com/sharepoint/v3/contenttype/forms">
+  <Display>DocumentLibraryForm</Display>
+  <Edit>DocumentLibraryForm</Edit>
+  <New>DocumentLibraryForm</New>
+</FormTemplates>
 </file>
 
-<file path=customXml/itemProps2.xml><?xml version="1.0" encoding="utf-8"?>
+<file path=customXml/itemProps1.xml><?xml version="1.0" encoding="utf-8"?>
 <ds:datastoreItem xmlns:ds="http://schemas.openxmlformats.org/officeDocument/2006/customXml" ds:itemID="{3C0026D0-158E-496B-93E9-269488741750}">
   <ds:schemaRefs>
     <ds:schemaRef ds:uri="http://schemas.microsoft.com/office/2006/metadata/properties"/>
@@ -3505,7 +3756,7 @@
 </ds:datastoreItem>
 </file>
 
-<file path=customXml/itemProps3.xml><?xml version="1.0" encoding="utf-8"?>
+<file path=customXml/itemProps2.xml><?xml version="1.0" encoding="utf-8"?>
 <ds:datastoreItem xmlns:ds="http://schemas.openxmlformats.org/officeDocument/2006/customXml" ds:itemID="{A38AD923-F81E-4834-B121-7CA848C9AAAE}">
   <ds:schemaRefs>
     <ds:schemaRef ds:uri="http://schemas.microsoft.com/office/2006/metadata/contentType"/>
@@ -3525,6 +3776,14 @@
 </ds:datastoreItem>
 </file>
 
+<file path=customXml/itemProps3.xml><?xml version="1.0" encoding="utf-8"?>
+<ds:datastoreItem xmlns:ds="http://schemas.openxmlformats.org/officeDocument/2006/customXml" ds:itemID="{002E9FEC-63C1-46B6-A13A-6E81B2C9145D}">
+  <ds:schemaRefs>
+    <ds:schemaRef ds:uri="http://schemas.microsoft.com/sharepoint/v3/contenttype/forms"/>
+  </ds:schemaRefs>
+</ds:datastoreItem>
+</file>
+
 <file path=docMetadata/LabelInfo.xml><?xml version="1.0" encoding="utf-8"?>
 <clbl:labelList xmlns:clbl="http://schemas.microsoft.com/office/2020/mipLabelMetadata">
   <clbl:label id="{c25901f4-5d31-4640-ac03-115dd5bc7716}" enabled="1" method="Privileged" siteId="{0f1f44f2-4b9e-49ad-8539-773ba2bb33f6}" removed="0"/>
